--- a/interview-prep/pw-02-generate_allure_report.docx
+++ b/interview-prep/pw-02-generate_allure_report.docx
@@ -98,6 +98,79 @@
           <w:b/>
           <w:bCs/>
         </w:rPr>
+        <w:t>What is the use of “—save-dev” in the above command?</w:t>
+      </w:r>
+    </w:p>
+    <w:p>
+      <w:r>
+        <w:rPr>
+          <w:b/>
+          <w:bCs/>
+        </w:rPr>
+        <w:t>--save-dev</w:t>
+      </w:r>
+      <w:r>
+        <w:t xml:space="preserve"> (or -D) — saves the package under </w:t>
+      </w:r>
+      <w:proofErr w:type="spellStart"/>
+      <w:r>
+        <w:t>devDependencies</w:t>
+      </w:r>
+      <w:proofErr w:type="spellEnd"/>
+      <w:r>
+        <w:t xml:space="preserve"> in your </w:t>
+      </w:r>
+      <w:proofErr w:type="spellStart"/>
+      <w:proofErr w:type="gramStart"/>
+      <w:r>
+        <w:t>package.json</w:t>
+      </w:r>
+      <w:proofErr w:type="spellEnd"/>
+      <w:proofErr w:type="gramEnd"/>
+      <w:r>
+        <w:t>, rather than dependencies. This signals that the package is only needed during development/testing, not in production.</w:t>
+      </w:r>
+    </w:p>
+    <w:p>
+      <w:pPr>
+        <w:rPr>
+          <w:b/>
+          <w:bCs/>
+        </w:rPr>
+      </w:pPr>
+      <w:r>
+        <w:rPr>
+          <w:b/>
+          <w:bCs/>
+        </w:rPr>
+        <w:t>Why --save-dev?</w:t>
+      </w:r>
+    </w:p>
+    <w:p>
+      <w:r>
+        <w:t xml:space="preserve">You don't need test reporters in a production environment — only developers and CI pipelines run tests. Keeping it in </w:t>
+      </w:r>
+      <w:proofErr w:type="spellStart"/>
+      <w:r>
+        <w:t>devDependencies</w:t>
+      </w:r>
+      <w:proofErr w:type="spellEnd"/>
+      <w:r>
+        <w:t xml:space="preserve"> keeps your production bundle lean and makes it clear the package serves a development-only purpose.</w:t>
+      </w:r>
+    </w:p>
+    <w:p>
+      <w:pPr>
+        <w:rPr>
+          <w:b/>
+          <w:bCs/>
+        </w:rPr>
+      </w:pPr>
+      <w:r>
+        <w:rPr>
+          <w:b/>
+          <w:bCs/>
+        </w:rPr>
         <w:t>Step 2: Install Allure Command Line Tool</w:t>
       </w:r>
     </w:p>
@@ -315,6 +388,7 @@
     </w:p>
     <w:p>
       <w:r>
+        <w:lastRenderedPageBreak/>
         <w:t>After running, you will see a new folder called allure-results created in your project. This folder contains the raw test result data.</w:t>
       </w:r>
     </w:p>
@@ -365,10 +439,389 @@
     <w:p>
       <w:r>
         <w:t>This will create a new folder called allure-report with the full HTML report inside.</w:t>
+      </w:r>
+    </w:p>
+    <w:p>
+      <w:pPr>
+        <w:rPr>
+          <w:b/>
+          <w:bCs/>
+        </w:rPr>
+      </w:pPr>
+      <w:r>
+        <w:rPr>
+          <w:b/>
+          <w:bCs/>
+        </w:rPr>
+        <w:t>Step 6: Open the Allure Report</w:t>
+      </w:r>
+    </w:p>
+    <w:p>
+      <w:proofErr w:type="spellStart"/>
+      <w:r>
+        <w:t>npx</w:t>
+      </w:r>
+      <w:proofErr w:type="spellEnd"/>
+      <w:r>
+        <w:t xml:space="preserve"> allure open allure-report</w:t>
+      </w:r>
+    </w:p>
+    <w:p>
+      <w:r>
+        <w:t>## Your Project Structure After Setup</w:t>
+      </w:r>
+    </w:p>
+    <w:p>
+      <w:r>
+        <w:t>my-playwright-project/</w:t>
+      </w:r>
+    </w:p>
+    <w:p>
+      <w:r>
+        <w:rPr>
+          <w:rFonts w:ascii="MS Gothic" w:eastAsia="MS Gothic" w:hAnsi="MS Gothic" w:cs="MS Gothic" w:hint="eastAsia"/>
+        </w:rPr>
+        <w:t>├</w:t>
+      </w:r>
+      <w:r>
+        <w:rPr>
+          <w:rFonts w:ascii="Calibri" w:hAnsi="Calibri" w:cs="Calibri"/>
+        </w:rPr>
+        <w:t>──</w:t>
+      </w:r>
+      <w:r>
+        <w:t xml:space="preserve"> tests/</w:t>
+      </w:r>
+    </w:p>
+    <w:p>
+      <w:r>
+        <w:t xml:space="preserve">│   └── </w:t>
+      </w:r>
+      <w:proofErr w:type="spellStart"/>
+      <w:proofErr w:type="gramStart"/>
+      <w:r>
+        <w:t>example.spec</w:t>
+      </w:r>
+      <w:proofErr w:type="gramEnd"/>
+      <w:r>
+        <w:t>.ts</w:t>
+      </w:r>
+      <w:proofErr w:type="spellEnd"/>
+    </w:p>
+    <w:p>
+      <w:r>
+        <w:rPr>
+          <w:rFonts w:ascii="MS Gothic" w:eastAsia="MS Gothic" w:hAnsi="MS Gothic" w:cs="MS Gothic" w:hint="eastAsia"/>
+        </w:rPr>
+        <w:t>├</w:t>
+      </w:r>
+      <w:r>
+        <w:rPr>
+          <w:rFonts w:ascii="Calibri" w:hAnsi="Calibri" w:cs="Calibri"/>
+        </w:rPr>
+        <w:t>──</w:t>
+      </w:r>
+      <w:r>
+        <w:t xml:space="preserve"> allure-results/       </w:t>
+      </w:r>
+      <w:r>
+        <w:rPr>
+          <w:rFonts w:ascii="Segoe UI Emoji" w:hAnsi="Segoe UI Emoji" w:cs="Segoe UI Emoji"/>
+        </w:rPr>
+        <w:t>✅</w:t>
+      </w:r>
+      <w:r>
+        <w:t xml:space="preserve"> raw data (auto created after test run)</w:t>
+      </w:r>
+    </w:p>
+    <w:p>
+      <w:r>
+        <w:rPr>
+          <w:rFonts w:ascii="MS Gothic" w:eastAsia="MS Gothic" w:hAnsi="MS Gothic" w:cs="MS Gothic" w:hint="eastAsia"/>
+        </w:rPr>
+        <w:t>├</w:t>
+      </w:r>
+      <w:r>
+        <w:rPr>
+          <w:rFonts w:ascii="Calibri" w:hAnsi="Calibri" w:cs="Calibri"/>
+        </w:rPr>
+        <w:t>──</w:t>
+      </w:r>
+      <w:r>
+        <w:t xml:space="preserve"> allure-report/        </w:t>
+      </w:r>
+      <w:r>
+        <w:rPr>
+          <w:rFonts w:ascii="Segoe UI Emoji" w:hAnsi="Segoe UI Emoji" w:cs="Segoe UI Emoji"/>
+        </w:rPr>
+        <w:t>✅</w:t>
+      </w:r>
+      <w:r>
+        <w:t xml:space="preserve"> HTML report (auto created after generate)</w:t>
+      </w:r>
+    </w:p>
+    <w:p>
+      <w:r>
+        <w:rPr>
+          <w:rFonts w:ascii="MS Gothic" w:eastAsia="MS Gothic" w:hAnsi="MS Gothic" w:cs="MS Gothic" w:hint="eastAsia"/>
+        </w:rPr>
+        <w:t>├</w:t>
+      </w:r>
+      <w:r>
+        <w:rPr>
+          <w:rFonts w:ascii="Calibri" w:hAnsi="Calibri" w:cs="Calibri"/>
+        </w:rPr>
+        <w:t>──</w:t>
+      </w:r>
+      <w:r>
+        <w:t xml:space="preserve"> </w:t>
+      </w:r>
+      <w:proofErr w:type="spellStart"/>
+      <w:r>
+        <w:t>playwright.config.ts</w:t>
+      </w:r>
+      <w:proofErr w:type="spellEnd"/>
+    </w:p>
+    <w:p>
+      <w:r>
+        <w:rPr>
+          <w:rFonts w:ascii="MS Gothic" w:eastAsia="MS Gothic" w:hAnsi="MS Gothic" w:cs="MS Gothic" w:hint="eastAsia"/>
+        </w:rPr>
+        <w:t>├</w:t>
+      </w:r>
+      <w:r>
+        <w:rPr>
+          <w:rFonts w:ascii="Calibri" w:hAnsi="Calibri" w:cs="Calibri"/>
+        </w:rPr>
+        <w:t>──</w:t>
+      </w:r>
+      <w:r>
+        <w:t xml:space="preserve"> </w:t>
+      </w:r>
+      <w:proofErr w:type="spellStart"/>
+      <w:proofErr w:type="gramStart"/>
+      <w:r>
+        <w:t>package.json</w:t>
+      </w:r>
+      <w:proofErr w:type="spellEnd"/>
+      <w:proofErr w:type="gramEnd"/>
+    </w:p>
+    <w:p>
+      <w:r>
+        <w:t xml:space="preserve">└── </w:t>
+      </w:r>
+      <w:proofErr w:type="spellStart"/>
+      <w:proofErr w:type="gramStart"/>
+      <w:r>
+        <w:t>tsconfig.json</w:t>
+      </w:r>
+      <w:proofErr w:type="spellEnd"/>
+      <w:proofErr w:type="gramEnd"/>
+    </w:p>
+    <w:p>
+      <w:pPr>
+        <w:rPr>
+          <w:b/>
+          <w:bCs/>
+        </w:rPr>
+      </w:pPr>
+      <w:r>
+        <w:rPr>
+          <w:b/>
+          <w:bCs/>
+        </w:rPr>
+        <w:t xml:space="preserve">Step 7: Add Shortcuts in </w:t>
+      </w:r>
+      <w:proofErr w:type="spellStart"/>
+      <w:proofErr w:type="gramStart"/>
+      <w:r>
+        <w:rPr>
+          <w:b/>
+          <w:bCs/>
+        </w:rPr>
+        <w:t>package.json</w:t>
+      </w:r>
+      <w:proofErr w:type="spellEnd"/>
+      <w:proofErr w:type="gramEnd"/>
+      <w:r>
+        <w:rPr>
+          <w:b/>
+          <w:bCs/>
+        </w:rPr>
+        <w:t xml:space="preserve"> (Optional but Useful)</w:t>
+      </w:r>
+    </w:p>
+    <w:p>
+      <w:r>
+        <w:t xml:space="preserve">Open your </w:t>
+      </w:r>
+      <w:proofErr w:type="spellStart"/>
+      <w:r>
+        <w:t>package.json</w:t>
+      </w:r>
+      <w:proofErr w:type="spellEnd"/>
+      <w:r>
+        <w:t xml:space="preserve"> file and add these scripts so you don't have to remember long commands:</w:t>
+      </w:r>
+    </w:p>
+    <w:p>
+      <w:r>
+        <w:t>"scripts": {</w:t>
+      </w:r>
+    </w:p>
+    <w:p>
+      <w:r>
+        <w:t xml:space="preserve">  "test": "</w:t>
+      </w:r>
+      <w:proofErr w:type="spellStart"/>
+      <w:r>
+        <w:t>npx</w:t>
+      </w:r>
+      <w:proofErr w:type="spellEnd"/>
+      <w:r>
+        <w:t xml:space="preserve"> playwright test",</w:t>
+      </w:r>
+    </w:p>
+    <w:p>
+      <w:r>
+        <w:t xml:space="preserve">  "</w:t>
+      </w:r>
+      <w:proofErr w:type="spellStart"/>
+      <w:proofErr w:type="gramStart"/>
+      <w:r>
+        <w:t>allure:generate</w:t>
+      </w:r>
+      <w:proofErr w:type="spellEnd"/>
+      <w:proofErr w:type="gramEnd"/>
+      <w:r>
+        <w:t>": "</w:t>
+      </w:r>
+      <w:proofErr w:type="spellStart"/>
+      <w:r>
+        <w:t>npx</w:t>
+      </w:r>
+      <w:proofErr w:type="spellEnd"/>
+      <w:r>
+        <w:t xml:space="preserve"> allure generate allure-results --clean -o allure-report",</w:t>
+      </w:r>
+    </w:p>
+    <w:p>
+      <w:r>
+        <w:t xml:space="preserve">  "</w:t>
+      </w:r>
+      <w:proofErr w:type="spellStart"/>
+      <w:proofErr w:type="gramStart"/>
+      <w:r>
+        <w:t>allure:open</w:t>
+      </w:r>
+      <w:proofErr w:type="spellEnd"/>
+      <w:proofErr w:type="gramEnd"/>
+      <w:r>
+        <w:t>": "</w:t>
+      </w:r>
+      <w:proofErr w:type="spellStart"/>
+      <w:r>
+        <w:t>npx</w:t>
+      </w:r>
+      <w:proofErr w:type="spellEnd"/>
+      <w:r>
+        <w:t xml:space="preserve"> allure open allure-report",</w:t>
+      </w:r>
+    </w:p>
+    <w:p>
+      <w:r>
+        <w:t xml:space="preserve">  "</w:t>
+      </w:r>
+      <w:proofErr w:type="spellStart"/>
+      <w:proofErr w:type="gramStart"/>
+      <w:r>
+        <w:t>allure:report</w:t>
+      </w:r>
+      <w:proofErr w:type="spellEnd"/>
+      <w:proofErr w:type="gramEnd"/>
+      <w:r>
+        <w:t>": "</w:t>
+      </w:r>
+      <w:proofErr w:type="spellStart"/>
+      <w:r>
+        <w:t>npm</w:t>
+      </w:r>
+      <w:proofErr w:type="spellEnd"/>
+      <w:r>
+        <w:t xml:space="preserve"> run </w:t>
+      </w:r>
+      <w:proofErr w:type="spellStart"/>
+      <w:proofErr w:type="gramStart"/>
+      <w:r>
+        <w:t>allure:generate</w:t>
+      </w:r>
+      <w:proofErr w:type="spellEnd"/>
+      <w:proofErr w:type="gramEnd"/>
+      <w:r>
+        <w:t xml:space="preserve"> &amp;&amp; </w:t>
+      </w:r>
+      <w:proofErr w:type="spellStart"/>
+      <w:r>
+        <w:t>npm</w:t>
+      </w:r>
+      <w:proofErr w:type="spellEnd"/>
+      <w:r>
+        <w:t xml:space="preserve"> run </w:t>
+      </w:r>
+      <w:proofErr w:type="spellStart"/>
+      <w:proofErr w:type="gramStart"/>
+      <w:r>
+        <w:t>allure:open</w:t>
+      </w:r>
+      <w:proofErr w:type="spellEnd"/>
+      <w:proofErr w:type="gramEnd"/>
+      <w:r>
+        <w:t>"</w:t>
+      </w:r>
+    </w:p>
+    <w:p>
+      <w:r>
+        <w:t>}</w:t>
+      </w:r>
+    </w:p>
+    <w:p>
+      <w:r>
+        <w:t>Now you can simply run:</w:t>
+      </w:r>
+    </w:p>
+    <w:p>
+      <w:proofErr w:type="spellStart"/>
+      <w:r>
+        <w:t>npm</w:t>
+      </w:r>
+      <w:proofErr w:type="spellEnd"/>
+      <w:r>
+        <w:t xml:space="preserve"> run test                # run tests</w:t>
+      </w:r>
+    </w:p>
+    <w:p>
+      <w:proofErr w:type="spellStart"/>
+      <w:r>
+        <w:t>npm</w:t>
+      </w:r>
+      <w:proofErr w:type="spellEnd"/>
+      <w:r>
+        <w:t xml:space="preserve"> run </w:t>
+      </w:r>
+      <w:proofErr w:type="spellStart"/>
+      <w:proofErr w:type="gramStart"/>
+      <w:r>
+        <w:t>allure:report</w:t>
+      </w:r>
+      <w:proofErr w:type="spellEnd"/>
+      <w:proofErr w:type="gramEnd"/>
+      <w:r>
+        <w:t xml:space="preserve">       # generate + open report in one command</w:t>
       </w:r>
     </w:p>
     <w:p/>
     <w:p/>
+    <w:p/>
     <w:p>
       <w:pPr>
         <w:rPr>
@@ -381,385 +834,7 @@
           <w:b/>
           <w:bCs/>
         </w:rPr>
-        <w:t>Step 6: Open the Allure Report</w:t>
-      </w:r>
-    </w:p>
-    <w:p>
-      <w:proofErr w:type="spellStart"/>
-      <w:r>
-        <w:t>npx</w:t>
-      </w:r>
-      <w:proofErr w:type="spellEnd"/>
-      <w:r>
-        <w:t xml:space="preserve"> allure open allure-report</w:t>
-      </w:r>
-    </w:p>
-    <w:p>
-      <w:r>
-        <w:t>## Your Project Structure After Setup</w:t>
-      </w:r>
-    </w:p>
-    <w:p>
-      <w:r>
-        <w:t>my-playwright-project/</w:t>
-      </w:r>
-    </w:p>
-    <w:p>
-      <w:r>
-        <w:rPr>
-          <w:rFonts w:ascii="MS Gothic" w:eastAsia="MS Gothic" w:hAnsi="MS Gothic" w:cs="MS Gothic" w:hint="eastAsia"/>
-        </w:rPr>
-        <w:t>├</w:t>
-      </w:r>
-      <w:r>
-        <w:rPr>
-          <w:rFonts w:ascii="Calibri" w:hAnsi="Calibri" w:cs="Calibri"/>
-        </w:rPr>
-        <w:t>──</w:t>
-      </w:r>
-      <w:r>
-        <w:t xml:space="preserve"> tests/</w:t>
-      </w:r>
-    </w:p>
-    <w:p>
-      <w:r>
-        <w:t xml:space="preserve">│   └── </w:t>
-      </w:r>
-      <w:proofErr w:type="spellStart"/>
-      <w:proofErr w:type="gramStart"/>
-      <w:r>
-        <w:t>example.spec</w:t>
-      </w:r>
-      <w:proofErr w:type="gramEnd"/>
-      <w:r>
-        <w:t>.ts</w:t>
-      </w:r>
-      <w:proofErr w:type="spellEnd"/>
-    </w:p>
-    <w:p>
-      <w:r>
-        <w:rPr>
-          <w:rFonts w:ascii="MS Gothic" w:eastAsia="MS Gothic" w:hAnsi="MS Gothic" w:cs="MS Gothic" w:hint="eastAsia"/>
-        </w:rPr>
-        <w:t>├</w:t>
-      </w:r>
-      <w:r>
-        <w:rPr>
-          <w:rFonts w:ascii="Calibri" w:hAnsi="Calibri" w:cs="Calibri"/>
-        </w:rPr>
-        <w:t>──</w:t>
-      </w:r>
-      <w:r>
-        <w:t xml:space="preserve"> allure-results/       </w:t>
-      </w:r>
-      <w:r>
-        <w:rPr>
-          <w:rFonts w:ascii="Segoe UI Emoji" w:hAnsi="Segoe UI Emoji" w:cs="Segoe UI Emoji"/>
-        </w:rPr>
-        <w:t>✅</w:t>
-      </w:r>
-      <w:r>
-        <w:t xml:space="preserve"> raw data (auto created after test run)</w:t>
-      </w:r>
-    </w:p>
-    <w:p>
-      <w:r>
-        <w:rPr>
-          <w:rFonts w:ascii="MS Gothic" w:eastAsia="MS Gothic" w:hAnsi="MS Gothic" w:cs="MS Gothic" w:hint="eastAsia"/>
-        </w:rPr>
-        <w:t>├</w:t>
-      </w:r>
-      <w:r>
-        <w:rPr>
-          <w:rFonts w:ascii="Calibri" w:hAnsi="Calibri" w:cs="Calibri"/>
-        </w:rPr>
-        <w:t>──</w:t>
-      </w:r>
-      <w:r>
-        <w:t xml:space="preserve"> allure-report/        </w:t>
-      </w:r>
-      <w:r>
-        <w:rPr>
-          <w:rFonts w:ascii="Segoe UI Emoji" w:hAnsi="Segoe UI Emoji" w:cs="Segoe UI Emoji"/>
-        </w:rPr>
-        <w:t>✅</w:t>
-      </w:r>
-      <w:r>
-        <w:t xml:space="preserve"> HTML report (auto created after generate)</w:t>
-      </w:r>
-    </w:p>
-    <w:p>
-      <w:r>
-        <w:rPr>
-          <w:rFonts w:ascii="MS Gothic" w:eastAsia="MS Gothic" w:hAnsi="MS Gothic" w:cs="MS Gothic" w:hint="eastAsia"/>
-        </w:rPr>
-        <w:t>├</w:t>
-      </w:r>
-      <w:r>
-        <w:rPr>
-          <w:rFonts w:ascii="Calibri" w:hAnsi="Calibri" w:cs="Calibri"/>
-        </w:rPr>
-        <w:t>──</w:t>
-      </w:r>
-      <w:r>
-        <w:t xml:space="preserve"> </w:t>
-      </w:r>
-      <w:proofErr w:type="spellStart"/>
-      <w:r>
-        <w:t>playwright.config.ts</w:t>
-      </w:r>
-      <w:proofErr w:type="spellEnd"/>
-    </w:p>
-    <w:p>
-      <w:r>
-        <w:rPr>
-          <w:rFonts w:ascii="MS Gothic" w:eastAsia="MS Gothic" w:hAnsi="MS Gothic" w:cs="MS Gothic" w:hint="eastAsia"/>
-        </w:rPr>
-        <w:t>├</w:t>
-      </w:r>
-      <w:r>
-        <w:rPr>
-          <w:rFonts w:ascii="Calibri" w:hAnsi="Calibri" w:cs="Calibri"/>
-        </w:rPr>
-        <w:t>──</w:t>
-      </w:r>
-      <w:r>
-        <w:t xml:space="preserve"> </w:t>
-      </w:r>
-      <w:proofErr w:type="spellStart"/>
-      <w:proofErr w:type="gramStart"/>
-      <w:r>
-        <w:t>package.json</w:t>
-      </w:r>
-      <w:proofErr w:type="spellEnd"/>
-      <w:proofErr w:type="gramEnd"/>
-    </w:p>
-    <w:p>
-      <w:r>
-        <w:t xml:space="preserve">└── </w:t>
-      </w:r>
-      <w:proofErr w:type="spellStart"/>
-      <w:proofErr w:type="gramStart"/>
-      <w:r>
-        <w:t>tsconfig.json</w:t>
-      </w:r>
-      <w:proofErr w:type="spellEnd"/>
-      <w:proofErr w:type="gramEnd"/>
-    </w:p>
-    <w:p>
-      <w:pPr>
-        <w:rPr>
-          <w:b/>
-          <w:bCs/>
-        </w:rPr>
-      </w:pPr>
-      <w:r>
-        <w:rPr>
-          <w:b/>
-          <w:bCs/>
-        </w:rPr>
-        <w:t xml:space="preserve">Step 7: Add Shortcuts in </w:t>
-      </w:r>
-      <w:proofErr w:type="spellStart"/>
-      <w:proofErr w:type="gramStart"/>
-      <w:r>
-        <w:rPr>
-          <w:b/>
-          <w:bCs/>
-        </w:rPr>
-        <w:t>package.json</w:t>
-      </w:r>
-      <w:proofErr w:type="spellEnd"/>
-      <w:proofErr w:type="gramEnd"/>
-      <w:r>
-        <w:rPr>
-          <w:b/>
-          <w:bCs/>
-        </w:rPr>
-        <w:t xml:space="preserve"> (Optional but Useful)</w:t>
-      </w:r>
-    </w:p>
-    <w:p>
-      <w:r>
-        <w:t xml:space="preserve">Open your </w:t>
-      </w:r>
-      <w:proofErr w:type="spellStart"/>
-      <w:r>
-        <w:t>package.json</w:t>
-      </w:r>
-      <w:proofErr w:type="spellEnd"/>
-      <w:r>
-        <w:t xml:space="preserve"> file and add these scripts so you don't have to remember long commands:</w:t>
-      </w:r>
-    </w:p>
-    <w:p>
-      <w:r>
-        <w:t>"scripts": {</w:t>
-      </w:r>
-    </w:p>
-    <w:p>
-      <w:r>
-        <w:t xml:space="preserve">  "test": "</w:t>
-      </w:r>
-      <w:proofErr w:type="spellStart"/>
-      <w:r>
-        <w:t>npx</w:t>
-      </w:r>
-      <w:proofErr w:type="spellEnd"/>
-      <w:r>
-        <w:t xml:space="preserve"> playwright test",</w:t>
-      </w:r>
-    </w:p>
-    <w:p>
-      <w:r>
-        <w:t xml:space="preserve">  "</w:t>
-      </w:r>
-      <w:proofErr w:type="spellStart"/>
-      <w:proofErr w:type="gramStart"/>
-      <w:r>
-        <w:t>allure:generate</w:t>
-      </w:r>
-      <w:proofErr w:type="spellEnd"/>
-      <w:proofErr w:type="gramEnd"/>
-      <w:r>
-        <w:t>": "</w:t>
-      </w:r>
-      <w:proofErr w:type="spellStart"/>
-      <w:r>
-        <w:t>npx</w:t>
-      </w:r>
-      <w:proofErr w:type="spellEnd"/>
-      <w:r>
-        <w:t xml:space="preserve"> allure generate allure-results --clean -o allure-report",</w:t>
-      </w:r>
-    </w:p>
-    <w:p>
-      <w:r>
-        <w:t xml:space="preserve">  "</w:t>
-      </w:r>
-      <w:proofErr w:type="spellStart"/>
-      <w:proofErr w:type="gramStart"/>
-      <w:r>
-        <w:t>allure:open</w:t>
-      </w:r>
-      <w:proofErr w:type="spellEnd"/>
-      <w:proofErr w:type="gramEnd"/>
-      <w:r>
-        <w:t>": "</w:t>
-      </w:r>
-      <w:proofErr w:type="spellStart"/>
-      <w:r>
-        <w:t>npx</w:t>
-      </w:r>
-      <w:proofErr w:type="spellEnd"/>
-      <w:r>
-        <w:t xml:space="preserve"> allure open allure-report",</w:t>
-      </w:r>
-    </w:p>
-    <w:p>
-      <w:r>
-        <w:t xml:space="preserve">  "</w:t>
-      </w:r>
-      <w:proofErr w:type="spellStart"/>
-      <w:proofErr w:type="gramStart"/>
-      <w:r>
-        <w:t>allure:report</w:t>
-      </w:r>
-      <w:proofErr w:type="spellEnd"/>
-      <w:proofErr w:type="gramEnd"/>
-      <w:r>
-        <w:t>": "</w:t>
-      </w:r>
-      <w:proofErr w:type="spellStart"/>
-      <w:r>
-        <w:t>npm</w:t>
-      </w:r>
-      <w:proofErr w:type="spellEnd"/>
-      <w:r>
-        <w:t xml:space="preserve"> run </w:t>
-      </w:r>
-      <w:proofErr w:type="spellStart"/>
-      <w:proofErr w:type="gramStart"/>
-      <w:r>
-        <w:t>allure:generate</w:t>
-      </w:r>
-      <w:proofErr w:type="spellEnd"/>
-      <w:proofErr w:type="gramEnd"/>
-      <w:r>
-        <w:t xml:space="preserve"> &amp;&amp; </w:t>
-      </w:r>
-      <w:proofErr w:type="spellStart"/>
-      <w:r>
-        <w:t>npm</w:t>
-      </w:r>
-      <w:proofErr w:type="spellEnd"/>
-      <w:r>
-        <w:t xml:space="preserve"> run </w:t>
-      </w:r>
-      <w:proofErr w:type="spellStart"/>
-      <w:proofErr w:type="gramStart"/>
-      <w:r>
-        <w:t>allure:open</w:t>
-      </w:r>
-      <w:proofErr w:type="spellEnd"/>
-      <w:proofErr w:type="gramEnd"/>
-      <w:r>
-        <w:t>"</w:t>
-      </w:r>
-    </w:p>
-    <w:p>
-      <w:r>
-        <w:t>}</w:t>
-      </w:r>
-    </w:p>
-    <w:p>
-      <w:r>
-        <w:t>Now you can simply run:</w:t>
-      </w:r>
-    </w:p>
-    <w:p>
-      <w:proofErr w:type="spellStart"/>
-      <w:r>
-        <w:t>npm</w:t>
-      </w:r>
-      <w:proofErr w:type="spellEnd"/>
-      <w:r>
-        <w:t xml:space="preserve"> run test                # run tests</w:t>
-      </w:r>
-    </w:p>
-    <w:p>
-      <w:proofErr w:type="spellStart"/>
-      <w:r>
-        <w:t>npm</w:t>
-      </w:r>
-      <w:proofErr w:type="spellEnd"/>
-      <w:r>
-        <w:t xml:space="preserve"> run </w:t>
-      </w:r>
-      <w:proofErr w:type="spellStart"/>
-      <w:proofErr w:type="gramStart"/>
-      <w:r>
-        <w:t>allure:report</w:t>
-      </w:r>
-      <w:proofErr w:type="spellEnd"/>
-      <w:proofErr w:type="gramEnd"/>
-      <w:r>
-        <w:t xml:space="preserve">       # generate + open report in one command</w:t>
-      </w:r>
-    </w:p>
-    <w:p/>
-    <w:p>
-      <w:pPr>
-        <w:rPr>
-          <w:b/>
-          <w:bCs/>
-        </w:rPr>
-      </w:pPr>
-      <w:r>
-        <w:rPr>
-          <w:b/>
-          <w:bCs/>
-        </w:rPr>
+        <w:lastRenderedPageBreak/>
         <w:t xml:space="preserve">One Thing to Check </w:t>
       </w:r>
       <w:r>
